--- a/eng/docx/31.content.docx
+++ b/eng/docx/31.content.docx
@@ -136,13 +136,6 @@
         <w:rPr>
           <w:lang w:val="en_US" w:bidi="en_US"/>
         </w:rPr>
-      </w:r>
-      <w:r>
-        <w:rPr>
-          <w:i/>
-          <w:lang w:val="en_US" w:bidi="en_US"/>
-        </w:rPr>
-        <w:t>Obadiah 1:1, Obadiah 1:3, Obadiah 1:7, Obadiah 1:10, Obadiah 1:11, Obadiah 1:12, Obadiah 1:13, Obadiah 1:15, Obadiah 1:17, Obadiah 1:18, Obadiah 1:19, Obadiah 1:21</w:t>
       </w:r>
       <w:r>
         <w:rPr>

--- a/eng/docx/31.content.docx
+++ b/eng/docx/31.content.docx
@@ -123,19 +123,6 @@
           <w:lang w:val="en_US" w:bidi="en_US"/>
         </w:rPr>
         <w:t>OBA</w:t>
-      </w:r>
-      <w:r>
-        <w:rPr>
-          <w:lang w:val="en_US" w:bidi="en_US"/>
-        </w:rPr>
-      </w:r>
-    </w:p>
-    <w:p>
-      <w:pPr/>
-      <w:r>
-        <w:rPr>
-          <w:lang w:val="en_US" w:bidi="en_US"/>
-        </w:rPr>
       </w:r>
       <w:r>
         <w:rPr>

--- a/eng/docx/31.content.docx
+++ b/eng/docx/31.content.docx
@@ -19,7 +19,7 @@
         <w:rPr>
           <w:lang w:val="en_US" w:bidi="en_US"/>
         </w:rPr>
-        <w:t>Resource: Translation Questions (unfoldingWord)</w:t>
+        <w:t>Resource: unfoldingWord® Translation Questions</w:t>
       </w:r>
       <w:r>
         <w:rPr>
@@ -85,7 +85,7 @@
         <w:rPr>
           <w:lang w:val="en_US" w:bidi="en_US"/>
         </w:rPr>
-        <w:t>Translation Questions (unfoldingWord)</w:t>
+        <w:t>unfoldingWord® Translation Questions</w:t>
       </w:r>
     </w:p>
     <w:p>

--- a/eng/docx/31.content.docx
+++ b/eng/docx/31.content.docx
@@ -185,7 +185,7 @@
         <w:rPr>
           <w:lang w:val="en_US" w:bidi="en_US"/>
         </w:rPr>
-        <w:t>Obadiah 1:1</w:t>
+        <w:t>Obadiah 1:1 (#1)</w:t>
       </w:r>
       <w:r>
         <w:rPr>
@@ -248,7 +248,7 @@
         <w:rPr>
           <w:lang w:val="en_US" w:bidi="en_US"/>
         </w:rPr>
-        <w:t>Obadiah 1:3</w:t>
+        <w:t>Obadiah 1:3 (#1)</w:t>
       </w:r>
       <w:r>
         <w:rPr>
@@ -311,7 +311,7 @@
         <w:rPr>
           <w:lang w:val="en_US" w:bidi="en_US"/>
         </w:rPr>
-        <w:t>Obadiah 1:7</w:t>
+        <w:t>Obadiah 1:7 (#1)</w:t>
       </w:r>
       <w:r>
         <w:rPr>
@@ -374,7 +374,7 @@
         <w:rPr>
           <w:lang w:val="en_US" w:bidi="en_US"/>
         </w:rPr>
-        <w:t>Obadiah 1:10</w:t>
+        <w:t>Obadiah 1:10 (#1)</w:t>
       </w:r>
       <w:r>
         <w:rPr>
@@ -437,7 +437,7 @@
         <w:rPr>
           <w:lang w:val="en_US" w:bidi="en_US"/>
         </w:rPr>
-        <w:t>Obadiah 1:11</w:t>
+        <w:t>Obadiah 1:11 (#1)</w:t>
       </w:r>
       <w:r>
         <w:rPr>
@@ -500,7 +500,7 @@
         <w:rPr>
           <w:lang w:val="en_US" w:bidi="en_US"/>
         </w:rPr>
-        <w:t>Obadiah 1:12</w:t>
+        <w:t>Obadiah 1:12 (#1)</w:t>
       </w:r>
       <w:r>
         <w:rPr>
@@ -563,7 +563,7 @@
         <w:rPr>
           <w:lang w:val="en_US" w:bidi="en_US"/>
         </w:rPr>
-        <w:t>Obadiah 1:13</w:t>
+        <w:t>Obadiah 1:13 (#1)</w:t>
       </w:r>
       <w:r>
         <w:rPr>
@@ -626,7 +626,7 @@
         <w:rPr>
           <w:lang w:val="en_US" w:bidi="en_US"/>
         </w:rPr>
-        <w:t>Obadiah 1:15</w:t>
+        <w:t>Obadiah 1:15 (#1)</w:t>
       </w:r>
       <w:r>
         <w:rPr>
@@ -689,7 +689,7 @@
         <w:rPr>
           <w:lang w:val="en_US" w:bidi="en_US"/>
         </w:rPr>
-        <w:t>Obadiah 1:17</w:t>
+        <w:t>Obadiah 1:17 (#1)</w:t>
       </w:r>
       <w:r>
         <w:rPr>
@@ -752,7 +752,7 @@
         <w:rPr>
           <w:lang w:val="en_US" w:bidi="en_US"/>
         </w:rPr>
-        <w:t>Obadiah 1:18</w:t>
+        <w:t>Obadiah 1:18 (#1)</w:t>
       </w:r>
       <w:r>
         <w:rPr>
@@ -815,7 +815,7 @@
         <w:rPr>
           <w:lang w:val="en_US" w:bidi="en_US"/>
         </w:rPr>
-        <w:t>Obadiah 1:19</w:t>
+        <w:t>Obadiah 1:19 (#1)</w:t>
       </w:r>
       <w:r>
         <w:rPr>
@@ -878,7 +878,7 @@
         <w:rPr>
           <w:lang w:val="en_US" w:bidi="en_US"/>
         </w:rPr>
-        <w:t>Obadiah 1:21</w:t>
+        <w:t>Obadiah 1:21 (#1)</w:t>
       </w:r>
       <w:r>
         <w:rPr>
